--- a/First Brief Report Template——Group 6.docx
+++ b/First Brief Report Template——Group 6.docx
@@ -112,7 +112,7 @@
                 <w:rFonts w:hint="eastAsia" w:ascii="Times New Roman" w:hAnsi="Times New Roman" w:cs="Times New Roman"/>
                 <w:lang w:val="en-US" w:eastAsia="zh-CN"/>
               </w:rPr>
-              <w:t>23</w:t>
+              <w:t>6</w:t>
             </w:r>
           </w:p>
         </w:tc>
@@ -161,7 +161,8 @@
             <w:pPr>
               <w:spacing w:after="0" w:line="240" w:lineRule="auto"/>
               <w:rPr>
-                <w:rFonts w:ascii="Times New Roman" w:hAnsi="Times New Roman" w:cs="Times New Roman"/>
+                <w:rFonts w:hint="default" w:ascii="Times New Roman" w:hAnsi="Times New Roman" w:cs="Times New Roman" w:eastAsiaTheme="minorEastAsia"/>
+                <w:lang w:val="en-US" w:eastAsia="zh-CN"/>
               </w:rPr>
             </w:pPr>
             <w:r>
@@ -180,15 +181,18 @@
             <w:pPr>
               <w:spacing w:after="0" w:line="240" w:lineRule="auto"/>
               <w:rPr>
+                <w:rFonts w:hint="default" w:ascii="Times New Roman" w:hAnsi="Times New Roman" w:cs="Times New Roman" w:eastAsiaTheme="minorEastAsia"/>
+                <w:lang w:val="en-US" w:eastAsia="zh-CN"/>
+              </w:rPr>
+            </w:pPr>
+            <w:r>
+              <w:rPr>
                 <w:rFonts w:ascii="Times New Roman" w:hAnsi="Times New Roman" w:cs="Times New Roman"/>
               </w:rPr>
-            </w:pPr>
-            <w:r>
-              <w:rPr>
-                <w:rFonts w:ascii="Times New Roman" w:hAnsi="Times New Roman" w:cs="Times New Roman"/>
-              </w:rPr>
               <w:t xml:space="preserve">Name: </w:t>
             </w:r>
+            <w:bookmarkStart w:id="0" w:name="_GoBack"/>
+            <w:bookmarkEnd w:id="0"/>
           </w:p>
         </w:tc>
       </w:tr>
@@ -569,6 +573,14 @@
       </w:tr>
       <w:tr>
         <w:tblPrEx>
+          <w:tblBorders>
+            <w:top w:val="single" w:color="auto" w:sz="4" w:space="0"/>
+            <w:left w:val="single" w:color="auto" w:sz="4" w:space="0"/>
+            <w:bottom w:val="single" w:color="auto" w:sz="4" w:space="0"/>
+            <w:right w:val="single" w:color="auto" w:sz="4" w:space="0"/>
+            <w:insideH w:val="single" w:color="auto" w:sz="4" w:space="0"/>
+            <w:insideV w:val="single" w:color="auto" w:sz="4" w:space="0"/>
+          </w:tblBorders>
           <w:tblCellMar>
             <w:top w:w="0" w:type="dxa"/>
             <w:left w:w="108" w:type="dxa"/>
@@ -1137,7 +1149,6 @@
             <w:insideH w:val="none" w:color="auto" w:sz="0" w:space="0"/>
             <w:insideV w:val="none" w:color="auto" w:sz="0" w:space="0"/>
           </w:tblBorders>
-          <w:shd w:val="clear" w:color="auto" w:fill="FFFFFF"/>
           <w:tblCellMar>
             <w:top w:w="15" w:type="dxa"/>
             <w:left w:w="15" w:type="dxa"/>
@@ -1385,16 +1396,7 @@
           <w:rFonts w:hint="eastAsia" w:ascii="Times New Roman" w:hAnsi="Times New Roman" w:eastAsia="华文仿宋" w:cs="Times New Roman"/>
           <w:lang w:val="en-US" w:eastAsia="zh-CN"/>
         </w:rPr>
-        <w:t xml:space="preserve">We also interview with an experienced teaching assistant. (for more details, see the supporting </w:t>
-      </w:r>
-      <w:bookmarkStart w:id="0" w:name="_GoBack"/>
-      <w:bookmarkEnd w:id="0"/>
-      <w:r>
-        <w:rPr>
-          <w:rFonts w:hint="eastAsia" w:ascii="Times New Roman" w:hAnsi="Times New Roman" w:eastAsia="华文仿宋" w:cs="Times New Roman"/>
-          <w:lang w:val="en-US" w:eastAsia="zh-CN"/>
-        </w:rPr>
-        <w:t>materials.)</w:t>
+        <w:t>We also interview with an experienced teaching assistant. (for more details, see the supporting materials.)</w:t>
       </w:r>
     </w:p>
     <w:p>
@@ -3661,7 +3663,7 @@
           <w:rFonts w:hint="eastAsia" w:ascii="Times New Roman" w:hAnsi="Times New Roman" w:cs="Times New Roman"/>
           <w:lang w:val="en-US" w:eastAsia="zh-CN"/>
         </w:rPr>
-        <w:t>Answer: Many of them are a</w:t>
+        <w:t>Answer: A</w:t>
       </w:r>
       <w:r>
         <w:rPr>
@@ -3728,7 +3730,35 @@
           <w:rFonts w:hint="default" w:ascii="Times New Roman" w:hAnsi="Times New Roman" w:cs="Times New Roman"/>
           <w:lang w:val="en-US" w:eastAsia="zh-CN"/>
         </w:rPr>
-        <w:t xml:space="preserve">It's not very big, right? Some are 3-5 hours. Not much different. </w:t>
+        <w:t>It's not very big</w:t>
+      </w:r>
+      <w:r>
+        <w:rPr>
+          <w:rFonts w:hint="eastAsia" w:ascii="Times New Roman" w:hAnsi="Times New Roman" w:cs="Times New Roman"/>
+          <w:lang w:val="en-US" w:eastAsia="zh-CN"/>
+        </w:rPr>
+        <w:t>.</w:t>
+      </w:r>
+      <w:r>
+        <w:rPr>
+          <w:rFonts w:hint="default" w:ascii="Times New Roman" w:hAnsi="Times New Roman" w:cs="Times New Roman"/>
+          <w:lang w:val="en-US" w:eastAsia="zh-CN"/>
+        </w:rPr>
+        <w:t xml:space="preserve"> Some are 3-5 hours. No much differen</w:t>
+      </w:r>
+      <w:r>
+        <w:rPr>
+          <w:rFonts w:hint="eastAsia" w:ascii="Times New Roman" w:hAnsi="Times New Roman" w:cs="Times New Roman"/>
+          <w:lang w:val="en-US" w:eastAsia="zh-CN"/>
+        </w:rPr>
+        <w:t>ce</w:t>
+      </w:r>
+      <w:r>
+        <w:rPr>
+          <w:rFonts w:hint="default" w:ascii="Times New Roman" w:hAnsi="Times New Roman" w:cs="Times New Roman"/>
+          <w:lang w:val="en-US" w:eastAsia="zh-CN"/>
+        </w:rPr>
+        <w:t xml:space="preserve">. </w:t>
       </w:r>
     </w:p>
     <w:sectPr>
